--- a/arquivos/Relatorio Professor.docx
+++ b/arquivos/Relatorio Professor.docx
@@ -2181,10 +2181,7 @@
         </w:rPr>
       </w:pPr>
       <w:r>
-        <w:rPr>
-          <w:rFonts w:ascii="Candara" w:hAnsi="Candara" w:cs="Arial"/>
-        </w:rPr>
-        <w:t>Rodrigo Liberato dos Santos</w:t>
+        <w:t>{{NOME_ASSINATURA}}</w:t>
       </w:r>
     </w:p>
     <w:p>
@@ -2197,12 +2194,7 @@
         </w:rPr>
       </w:pPr>
       <w:r>
-        <w:rPr>
-          <w:rFonts w:ascii="Arial" w:hAnsi="Arial" w:cs="Arial"/>
-          <w:sz w:val="18"/>
-          <w:szCs w:val="18"/>
-        </w:rPr>
-        <w:t>Oficial Administrativo</w:t>
+        <w:t>{{CARGO ASSINATURA}}</w:t>
       </w:r>
     </w:p>
     <w:p>
@@ -2218,13 +2210,7 @@
         </w:rPr>
       </w:pPr>
       <w:r>
-        <w:rPr>
-          <w:rFonts w:ascii="Arial" w:hAnsi="Arial" w:cs="Arial"/>
-          <w:b/>
-          <w:sz w:val="18"/>
-          <w:szCs w:val="18"/>
-        </w:rPr>
-        <w:t xml:space="preserve">            Matricula: 5761</w:t>
+        <w:t>{{PORTARIA ASSINATURA}}</w:t>
       </w:r>
     </w:p>
     <w:p>
